--- a/bai1/K25_CSDL_QuachTranAnh_ss1_BT1.docx
+++ b/bai1/K25_CSDL_QuachTranAnh_ss1_BT1.docx
@@ -13,6 +13,52 @@
           <w:lang w:val="vi-VN"/>
         </w:rPr>
         <w:t xml:space="preserve">Khi đặt AUTHORS là một thuộc tính của BOOKS sẽ phá hỏng tính mở rộng và dư thừa dữ liệu bởi vì mỗi lần nhập thông tin cho BOOKS thì phải nhập thêm tên tác giả một lần nữa cho dù thông tin của tác giả đó đã tồn tại từ trước. </w:t>
+      </w:r>
+      <w:r>
+        <w:rPr>
+          <w:lang w:val="vi-VN"/>
+        </w:rPr>
+        <w:br/>
+      </w:r>
+      <w:r>
+        <w:rPr>
+          <w:lang w:val="vi-VN"/>
+        </w:rPr>
+        <w:drawing>
+          <wp:inline distT="0" distB="0" distL="0" distR="0" wp14:anchorId="16ACF9FE" wp14:editId="1E20DEB5">
+            <wp:extent cx="5943600" cy="3024505"/>
+            <wp:effectExtent l="0" t="0" r="0" b="4445"/>
+            <wp:docPr id="1" name="Picture 1"/>
+            <wp:cNvGraphicFramePr>
+              <a:graphicFrameLocks xmlns:a="http://schemas.openxmlformats.org/drawingml/2006/main" noChangeAspect="1"/>
+            </wp:cNvGraphicFramePr>
+            <a:graphic xmlns:a="http://schemas.openxmlformats.org/drawingml/2006/main">
+              <a:graphicData uri="http://schemas.openxmlformats.org/drawingml/2006/picture">
+                <pic:pic xmlns:pic="http://schemas.openxmlformats.org/drawingml/2006/picture">
+                  <pic:nvPicPr>
+                    <pic:cNvPr id="1" name=""/>
+                    <pic:cNvPicPr/>
+                  </pic:nvPicPr>
+                  <pic:blipFill>
+                    <a:blip r:embed="rId4"/>
+                    <a:stretch>
+                      <a:fillRect/>
+                    </a:stretch>
+                  </pic:blipFill>
+                  <pic:spPr>
+                    <a:xfrm>
+                      <a:off x="0" y="0"/>
+                      <a:ext cx="5943600" cy="3024505"/>
+                    </a:xfrm>
+                    <a:prstGeom prst="rect">
+                      <a:avLst/>
+                    </a:prstGeom>
+                  </pic:spPr>
+                </pic:pic>
+              </a:graphicData>
+            </a:graphic>
+          </wp:inline>
+        </w:drawing>
       </w:r>
       <w:bookmarkStart w:id="0" w:name="_GoBack"/>
       <w:bookmarkEnd w:id="0"/>

--- a/bai1/K25_CSDL_QuachTranAnh_ss1_BT1.docx
+++ b/bai1/K25_CSDL_QuachTranAnh_ss1_BT1.docx
@@ -12,7 +12,22 @@
         <w:rPr>
           <w:lang w:val="vi-VN"/>
         </w:rPr>
-        <w:t xml:space="preserve">Khi đặt AUTHORS là một thuộc tính của BOOKS sẽ phá hỏng tính mở rộng và dư thừa dữ liệu bởi vì mỗi lần nhập thông tin cho BOOKS thì phải nhập thêm tên tác giả một lần nữa cho dù thông tin của tác giả đó đã tồn tại từ trước. </w:t>
+        <w:t xml:space="preserve">Khi đặt AUTHORS là một thuộc tính của BOOKS sẽ phá hỏng tính mở rộng và dư thừa dữ liệu bởi vì mỗi lần nhập thông tin cho BOOKS thì phải nhập thêm </w:t>
+      </w:r>
+      <w:r>
+        <w:rPr>
+          <w:lang w:val="vi-VN"/>
+        </w:rPr>
+        <w:t xml:space="preserve">thông </w:t>
+      </w:r>
+      <w:r>
+        <w:t>tin</w:t>
+      </w:r>
+      <w:r>
+        <w:rPr>
+          <w:lang w:val="vi-VN"/>
+        </w:rPr>
+        <w:t xml:space="preserve"> tác giả một lần nữa cho dù thông tin của tác giả đó đã tồn tại từ trước. </w:t>
       </w:r>
       <w:r>
         <w:rPr>
@@ -25,9 +40,9 @@
           <w:lang w:val="vi-VN"/>
         </w:rPr>
         <w:drawing>
-          <wp:inline distT="0" distB="0" distL="0" distR="0" wp14:anchorId="16ACF9FE" wp14:editId="1E20DEB5">
-            <wp:extent cx="5943600" cy="3024505"/>
-            <wp:effectExtent l="0" t="0" r="0" b="4445"/>
+          <wp:inline distT="0" distB="0" distL="0" distR="0" wp14:anchorId="1413EA92" wp14:editId="43856D73">
+            <wp:extent cx="5943600" cy="2469515"/>
+            <wp:effectExtent l="0" t="0" r="0" b="6985"/>
             <wp:docPr id="1" name="Picture 1"/>
             <wp:cNvGraphicFramePr>
               <a:graphicFrameLocks xmlns:a="http://schemas.openxmlformats.org/drawingml/2006/main" noChangeAspect="1"/>
@@ -48,7 +63,7 @@
                   <pic:spPr>
                     <a:xfrm>
                       <a:off x="0" y="0"/>
-                      <a:ext cx="5943600" cy="3024505"/>
+                      <a:ext cx="5943600" cy="2469515"/>
                     </a:xfrm>
                     <a:prstGeom prst="rect">
                       <a:avLst/>
